--- a/Tailored_CVs/Shinoy_CompuGroup_Medical_SE___Co__KGaA_Test_Automation_Engineer.docx
+++ b/Tailored_CVs/Shinoy_CompuGroup_Medical_SE___Co__KGaA_Test_Automation_Engineer.docx
@@ -70,7 +70,7 @@
           <w:b w:val="0"/>
           <w:sz w:val="19"/>
         </w:rPr>
-        <w:t>QA Automation Engineer with over eight years of experience building scalable automation frameworks and validating complex systems. I bring hands-on expertise in Playwright, TypeScript, and Java Selenium for end-to-end testing in agile environments. Recently, I have also used Gemini Code Assist to streamline test generation workflows. I am excited to help maintain high quality standards for your eHealth solutions.</w:t>
+        <w:t>I am a QA Automation Engineer with over 8 years of experience building scalable automation frameworks using Java, Selenium, and Playwright TypeScript. I work closely with cross-functional teams to translate technical requirements into structured test strategies. My background includes managing regression suites and deploying AI tools like Gemini Code Assist to streamline test generation workflows.</w:t>
       </w:r>
     </w:p>
     <w:p>
@@ -288,7 +288,7 @@
           <w:b w:val="0"/>
           <w:sz w:val="18"/>
         </w:rPr>
-        <w:t>▸ Migrated a SeleniumJava framework to Playwright TypeScript for endtoend workflows within a microservices architecture, boosting execution efficiency by 20%.</w:t>
+        <w:t>▸ Migrated a Selenium framework to Playwright TypeScript for credit limit and rating analysis workflows, boosting execution efficiency by 20%.</w:t>
       </w:r>
     </w:p>
     <w:p>
@@ -301,7 +301,7 @@
           <w:b w:val="0"/>
           <w:sz w:val="18"/>
         </w:rPr>
-        <w:t>▸ Planned and executed endtoend tests and regression test suites to validate complex financial and technical workflows.</w:t>
+        <w:t>▸ Planned, designed, and executed endtoend and regression tests across complex software solutions to secure product quality over the lifecycle.</w:t>
       </w:r>
     </w:p>
     <w:p>
@@ -314,7 +314,7 @@
           <w:b w:val="0"/>
           <w:sz w:val="18"/>
         </w:rPr>
-        <w:t>▸ Executed complex Oracle SQL queries to validate massive datasets and ensure strict data integrity across backend risk and transaction systems.</w:t>
+        <w:t>▸ Collaborated with SRE teams to review release objectives and user stories prior to deployment, reducing defect leakage.</w:t>
       </w:r>
     </w:p>
     <w:p>
@@ -327,7 +327,7 @@
           <w:b w:val="0"/>
           <w:sz w:val="18"/>
         </w:rPr>
-        <w:t>▸ Streamlined complex test generation and deployment scripts utilizing AI tools like Gemini Code Assist to speed up delivery.</w:t>
+        <w:t>▸ Streamlined test generation and deployment scripts using Gemini Code Assist to support efficient QA workflows.</w:t>
       </w:r>
     </w:p>
     <w:p>

--- a/Tailored_CVs/Shinoy_CompuGroup_Medical_SE___Co__KGaA_Test_Automation_Engineer.docx
+++ b/Tailored_CVs/Shinoy_CompuGroup_Medical_SE___Co__KGaA_Test_Automation_Engineer.docx
@@ -70,7 +70,7 @@
           <w:b w:val="0"/>
           <w:sz w:val="19"/>
         </w:rPr>
-        <w:t>I am a QA Automation Engineer with over 8 years of experience building scalable automation frameworks using Java, Selenium, and Playwright TypeScript. I work closely with cross-functional teams to translate technical requirements into structured test strategies. My background includes managing regression suites and deploying AI tools like Gemini Code Assist to streamline test generation workflows.</w:t>
+        <w:t>I am a QA automation engineer with over eight years of experience building reliable testing frameworks using Java, Selenium, and Playwright. I focus on bridging development and operations to ensure smooth releases for financial systems. In my recent work, I have also used tools like Gemini Code Assist to streamline test generation workflows.</w:t>
       </w:r>
     </w:p>
     <w:p>
@@ -288,7 +288,7 @@
           <w:b w:val="0"/>
           <w:sz w:val="18"/>
         </w:rPr>
-        <w:t>▸ Migrated a Selenium framework to Playwright TypeScript for credit limit and rating analysis workflows, boosting execution efficiency by 20%.</w:t>
+        <w:t>▸ Migrated a SeleniumJava test framework to Playwright TypeScript for endtoend user workflows, improving overall test execution efficiency by 20 percent.</w:t>
       </w:r>
     </w:p>
     <w:p>
@@ -301,7 +301,7 @@
           <w:b w:val="0"/>
           <w:sz w:val="18"/>
         </w:rPr>
-        <w:t>▸ Planned, designed, and executed endtoend and regression tests across complex software solutions to secure product quality over the lifecycle.</w:t>
+        <w:t>▸ Created a comprehensive test automation framework from scratch for payment processing systems using Java Selenium and BDD Cucumber.</w:t>
       </w:r>
     </w:p>
     <w:p>
@@ -314,7 +314,7 @@
           <w:b w:val="0"/>
           <w:sz w:val="18"/>
         </w:rPr>
-        <w:t>▸ Collaborated with SRE teams to review release objectives and user stories prior to deployment, reducing defect leakage.</w:t>
+        <w:t>▸ Executed complex SQL queries to validate massive datasets and ensure strict data integrity across backend workflows.</w:t>
       </w:r>
     </w:p>
     <w:p>
@@ -327,7 +327,7 @@
           <w:b w:val="0"/>
           <w:sz w:val="18"/>
         </w:rPr>
-        <w:t>▸ Streamlined test generation and deployment scripts using Gemini Code Assist to support efficient QA workflows.</w:t>
+        <w:t>▸ Streamlined complex test generation and deployment scripts utilizing AI tools like Gemini Code Assist to speed up delivery.</w:t>
       </w:r>
     </w:p>
     <w:p>
